--- a/pr-preview/pr-377/estimation-handout-tracked-changes.docx
+++ b/pr-preview/pr-377/estimation-handout-tracked-changes.docx
@@ -16,7 +16,7 @@
       </w:pPr>
       <w:del w:id="1" w:author="PR Preview" w:date="2026-01-01T00:00:00Z">
         <w:r>
-          <w:delText xml:space="preserve">Last modified: 2026-10-19 03:13:51 (PDT)</w:delText>
+          <w:delText xml:space="preserve">Last modified: 2026-10-19 11:24:13 (PDT)</w:delText>
         </w:r>
       </w:del>
     </w:p>
@@ -26,11 +26,11 @@
       </w:pPr>
       <w:ins w:id="2" w:author="PR Preview" w:date="2026-01-01T00:00:00Z">
         <w:r>
-          <w:t xml:space="preserve">Last modified: 2026-10-19 03:11:47 (PDT)</w:t>
+          <w:t xml:space="preserve">Last modified: 2026-10-19 11:38:14 (PDT)</w:t>
         </w:r>
       </w:ins>
     </w:p>
-    <w:bookmarkStart w:id="14" w:name="scientific-models"/>
+    <w:bookmarkStart w:id="15" w:name="scientific-models"/>
     <w:p>
       <w:pPr>
         <w:pStyle w:val="Heading2"/>
@@ -39,7 +39,7 @@
         <w:t xml:space="preserve">1 Scientific models</w:t>
       </w:r>
     </w:p>
-    <w:bookmarkStart w:id="9" w:name="def-model"/>
+    <w:bookmarkStart w:id="10" w:name="def-scientific-model"/>
     <w:p>
       <w:pPr>
         <w:pStyle w:val="FirstParagraph"/>
@@ -64,6 +64,11 @@
       <w:r>
         <w:t xml:space="preserve"> </w:t>
       </w:r>
+      <w:bookmarkStart w:id="9" w:name="def-model"/>
+      <w:bookmarkEnd w:id="9"/>
+      <w:r>
+        <w:t xml:space="preserve"> </w:t>
+      </w:r>
       <w:r>
         <w:t xml:space="preserve">are attempts to describe</w:t>
       </w:r>
@@ -84,8 +89,8 @@
         <w:t xml:space="preserve">that occur in the world and universe around us.</w:t>
       </w:r>
     </w:p>
-    <w:bookmarkEnd w:id="9"/>
-    <w:bookmarkStart w:id="10" w:name="exm-model"/>
+    <w:bookmarkEnd w:id="10"/>
+    <w:bookmarkStart w:id="11" w:name="exm-model"/>
     <w:p>
       <w:pPr>
         <w:pStyle w:val="BodyText"/>
@@ -129,8 +134,8 @@
         <w:t xml:space="preserve">or the effects of environmental factors on individuals.</w:t>
       </w:r>
     </w:p>
-    <w:bookmarkEnd w:id="10"/>
-    <w:bookmarkStart w:id="11" w:name="models-as-approximations"/>
+    <w:bookmarkEnd w:id="11"/>
+    <w:bookmarkStart w:id="12" w:name="models-as-approximations"/>
     <w:p>
       <w:pPr>
         <w:pStyle w:val="Heading3"/>
@@ -188,8 +193,8 @@
         <w:t xml:space="preserve">.</w:t>
       </w:r>
     </w:p>
-    <w:bookmarkEnd w:id="11"/>
-    <w:bookmarkStart w:id="13" w:name="X25ad704657d63f033c046a464c24982cc83d45b"/>
+    <w:bookmarkEnd w:id="12"/>
+    <w:bookmarkStart w:id="14" w:name="X25ad704657d63f033c046a464c24982cc83d45b"/>
     <w:p>
       <w:pPr>
         <w:pStyle w:val="Heading3"/>
@@ -300,7 +305,7 @@
       <w:r>
         <w:t xml:space="preserve"> </w:t>
       </w:r>
-      <w:hyperlink r:id="rId12">
+      <w:hyperlink r:id="rId13">
         <w:r>
           <w:rPr>
             <w:rStyle w:val="Hyperlink"/>
@@ -434,9 +439,9 @@
         <w:t xml:space="preserve">for more details.</w:t>
       </w:r>
     </w:p>
-    <w:bookmarkEnd w:id="13"/>
     <w:bookmarkEnd w:id="14"/>
-    <w:bookmarkStart w:id="38" w:name="estimands-estimates-and-estimators"/>
+    <w:bookmarkEnd w:id="15"/>
+    <w:bookmarkStart w:id="39" w:name="estimands-estimates-and-estimators"/>
     <w:p>
       <w:pPr>
         <w:pStyle w:val="Heading2"/>
@@ -445,7 +450,7 @@
         <w:t xml:space="preserve">2 Estimands, estimates, and estimators</w:t>
       </w:r>
     </w:p>
-    <w:bookmarkStart w:id="21" w:name="estimands"/>
+    <w:bookmarkStart w:id="22" w:name="estimands"/>
     <w:p>
       <w:pPr>
         <w:pStyle w:val="Heading3"/>
@@ -459,7 +464,7 @@
         <w:pStyle w:val="FirstParagraph"/>
       </w:pPr>
     </w:p>
-    <w:bookmarkStart w:id="15" w:name="def-estimand"/>
+    <w:bookmarkStart w:id="16" w:name="def-estimand"/>
     <w:p>
       <w:pPr>
         <w:pStyle w:val="BodyText"/>
@@ -534,8 +539,8 @@
         <w:t xml:space="preserve">.</w:t>
       </w:r>
     </w:p>
-    <w:bookmarkEnd w:id="15"/>
-    <w:bookmarkStart w:id="16" w:name="exm-estimand"/>
+    <w:bookmarkEnd w:id="16"/>
+    <w:bookmarkStart w:id="17" w:name="exm-estimand"/>
     <w:p>
       <w:pPr>
         <w:pStyle w:val="BodyText"/>
@@ -590,7 +595,7 @@
         <w:t xml:space="preserve">.</w:t>
       </w:r>
     </w:p>
-    <w:bookmarkEnd w:id="16"/>
+    <w:bookmarkEnd w:id="17"/>
     <w:p>
       <w:pPr>
         <w:pStyle w:val="BodyText"/>
@@ -646,18 +651,18 @@
                 <wp:inline>
                   <wp:extent cx="152400" cy="152400"/>
                   <wp:effectExtent b="0" l="0" r="0" t="0"/>
-                  <wp:docPr descr="" title="" id="18" name="Picture"/>
+                  <wp:docPr descr="" title="" id="19" name="Picture"/>
                   <a:graphic>
                     <a:graphicData uri="http://schemas.openxmlformats.org/drawingml/2006/picture">
                       <pic:pic>
                         <pic:nvPicPr>
-                          <pic:cNvPr descr="/opt/quarto/share/formats/docx/note.png" id="19" name="Picture"/>
+                          <pic:cNvPr descr="/opt/quarto/share/formats/docx/note.png" id="20" name="Picture"/>
                           <pic:cNvPicPr>
                             <a:picLocks noChangeArrowheads="1" noChangeAspect="1"/>
                           </pic:cNvPicPr>
                         </pic:nvPicPr>
                         <pic:blipFill>
-                          <a:blip r:embed="rId17"/>
+                          <a:blip r:embed="rId18"/>
                           <a:stretch>
                             <a:fillRect/>
                           </a:stretch>
@@ -731,7 +736,7 @@
             <w:r>
               <w:t xml:space="preserve"> </w:t>
             </w:r>
-            <w:hyperlink r:id="rId20">
+            <w:hyperlink r:id="rId21">
               <w:r>
                 <w:rPr>
                   <w:rStyle w:val="Hyperlink"/>
@@ -750,8 +755,8 @@
         </w:tc>
       </w:tr>
     </w:tbl>
-    <w:bookmarkEnd w:id="21"/>
-    <w:bookmarkStart w:id="25" w:name="estimates"/>
+    <w:bookmarkEnd w:id="22"/>
+    <w:bookmarkStart w:id="26" w:name="estimates"/>
     <w:p>
       <w:pPr>
         <w:pStyle w:val="Heading3"/>
@@ -768,7 +773,7 @@
         <w:t xml:space="preserve"> </w:t>
       </w:r>
     </w:p>
-    <w:bookmarkStart w:id="22" w:name="def-estimate"/>
+    <w:bookmarkStart w:id="23" w:name="def-estimate"/>
     <w:p>
       <w:pPr>
         <w:pStyle w:val="BodyText"/>
@@ -1010,8 +1015,8 @@
         </m:oMath>
       </m:oMathPara>
     </w:p>
-    <w:bookmarkEnd w:id="22"/>
-    <w:bookmarkStart w:id="24" w:name="exm-estimate"/>
+    <w:bookmarkEnd w:id="23"/>
+    <w:bookmarkStart w:id="25" w:name="exm-estimate"/>
     <w:p>
       <w:pPr>
         <w:pStyle w:val="FirstParagraph"/>
@@ -1038,7 +1043,7 @@
       <w:r>
         <w:t xml:space="preserve"> </w:t>
       </w:r>
-      <w:hyperlink r:id="rId23">
+      <w:hyperlink r:id="rId24">
         <w:r>
           <w:rPr>
             <w:rStyle w:val="Hyperlink"/>
@@ -1084,9 +1089,9 @@
         <w:t xml:space="preserve">the population mean.</w:t>
       </w:r>
     </w:p>
-    <w:bookmarkEnd w:id="24"/>
     <w:bookmarkEnd w:id="25"/>
-    <w:bookmarkStart w:id="36" w:name="estimators"/>
+    <w:bookmarkEnd w:id="26"/>
+    <w:bookmarkStart w:id="37" w:name="estimators"/>
     <w:p>
       <w:pPr>
         <w:pStyle w:val="Heading3"/>
@@ -1100,7 +1105,7 @@
         <w:pStyle w:val="FirstParagraph"/>
       </w:pPr>
     </w:p>
-    <w:bookmarkStart w:id="26" w:name="def-estimator"/>
+    <w:bookmarkStart w:id="27" w:name="def-estimator"/>
     <w:p>
       <w:pPr>
         <w:pStyle w:val="BodyText"/>
@@ -1349,7 +1354,7 @@
         <w:t xml:space="preserve">.</w:t>
       </w:r>
     </w:p>
-    <w:bookmarkEnd w:id="26"/>
+    <w:bookmarkEnd w:id="27"/>
     <w:tbl>
       <w:tblPr>
         <w:tblStyle w:val="Table"/>
@@ -1391,18 +1396,18 @@
                 <wp:inline>
                   <wp:extent cx="152400" cy="152400"/>
                   <wp:effectExtent b="0" l="0" r="0" t="0"/>
-                  <wp:docPr descr="" title="" id="27" name="Picture"/>
+                  <wp:docPr descr="" title="" id="28" name="Picture"/>
                   <a:graphic>
                     <a:graphicData uri="http://schemas.openxmlformats.org/drawingml/2006/picture">
                       <pic:pic>
                         <pic:nvPicPr>
-                          <pic:cNvPr descr="/opt/quarto/share/formats/docx/note.png" id="28" name="Picture"/>
+                          <pic:cNvPr descr="/opt/quarto/share/formats/docx/note.png" id="29" name="Picture"/>
                           <pic:cNvPicPr>
                             <a:picLocks noChangeArrowheads="1" noChangeAspect="1"/>
                           </pic:cNvPicPr>
                         </pic:nvPicPr>
                         <pic:blipFill>
-                          <a:blip r:embed="rId17"/>
+                          <a:blip r:embed="rId18"/>
                           <a:stretch>
                             <a:fillRect/>
                           </a:stretch>
@@ -1649,18 +1654,18 @@
                 <wp:inline>
                   <wp:extent cx="152400" cy="152400"/>
                   <wp:effectExtent b="0" l="0" r="0" t="0"/>
-                  <wp:docPr descr="" title="" id="29" name="Picture"/>
+                  <wp:docPr descr="" title="" id="30" name="Picture"/>
                   <a:graphic>
                     <a:graphicData uri="http://schemas.openxmlformats.org/drawingml/2006/picture">
                       <pic:pic>
                         <pic:nvPicPr>
-                          <pic:cNvPr descr="/opt/quarto/share/formats/docx/note.png" id="30" name="Picture"/>
+                          <pic:cNvPr descr="/opt/quarto/share/formats/docx/note.png" id="31" name="Picture"/>
                           <pic:cNvPicPr>
                             <a:picLocks noChangeArrowheads="1" noChangeAspect="1"/>
                           </pic:cNvPicPr>
                         </pic:nvPicPr>
                         <pic:blipFill>
-                          <a:blip r:embed="rId17"/>
+                          <a:blip r:embed="rId18"/>
                           <a:stretch>
                             <a:fillRect/>
                           </a:stretch>
@@ -1752,7 +1757,7 @@
             <w:r>
               <w:t xml:space="preserve"> </w:t>
             </w:r>
-            <w:hyperlink r:id="rId20">
+            <w:hyperlink r:id="rId21">
               <w:r>
                 <w:rPr>
                   <w:rStyle w:val="Hyperlink"/>
@@ -1892,7 +1897,7 @@
         </w:tc>
       </w:tr>
     </w:tbl>
-    <w:bookmarkStart w:id="32" w:name="exm-estimator"/>
+    <w:bookmarkStart w:id="33" w:name="exm-estimator"/>
     <w:p>
       <w:pPr>
         <w:pStyle w:val="FirstParagraph"/>
@@ -2436,7 +2441,7 @@
       <w:r>
         <w:t xml:space="preserve"> </w:t>
       </w:r>
-      <w:hyperlink r:id="rId31">
+      <w:hyperlink r:id="rId32">
         <w:r>
           <w:rPr>
             <w:rStyle w:val="Hyperlink"/>
@@ -2887,8 +2892,8 @@
         <w:t xml:space="preserve">).</w:t>
       </w:r>
     </w:p>
-    <w:bookmarkEnd w:id="32"/>
-    <w:bookmarkStart w:id="34" w:name="def-sampling-distribution"/>
+    <w:bookmarkEnd w:id="33"/>
+    <w:bookmarkStart w:id="35" w:name="def-sampling-distribution"/>
     <w:p>
       <w:pPr>
         <w:pStyle w:val="BodyText"/>
@@ -3097,7 +3102,7 @@
       <w:r>
         <w:t xml:space="preserve"> </w:t>
       </w:r>
-      <w:hyperlink r:id="rId33">
+      <w:hyperlink r:id="rId34">
         <w:r>
           <w:rPr>
             <w:rStyle w:val="Hyperlink"/>
@@ -3129,8 +3134,8 @@
         <w:t xml:space="preserve">.</w:t>
       </w:r>
     </w:p>
-    <w:bookmarkEnd w:id="34"/>
-    <w:bookmarkStart w:id="35" w:name="exm-sampling-distribution"/>
+    <w:bookmarkEnd w:id="35"/>
+    <w:bookmarkStart w:id="36" w:name="exm-sampling-distribution"/>
     <w:p>
       <w:pPr>
         <w:pStyle w:val="BodyText"/>
@@ -3662,9 +3667,9 @@
         <w:t xml:space="preserve">.</w:t>
       </w:r>
     </w:p>
-    <w:bookmarkEnd w:id="35"/>
     <w:bookmarkEnd w:id="36"/>
-    <w:bookmarkStart w:id="37" w:name="Xa5dc809b86f87b03eae203f77f161040593b6ef"/>
+    <w:bookmarkEnd w:id="37"/>
+    <w:bookmarkStart w:id="38" w:name="Xa5dc809b86f87b03eae203f77f161040593b6ef"/>
     <w:p>
       <w:pPr>
         <w:pStyle w:val="Heading3"/>
@@ -3894,9 +3899,9 @@
         <w:t xml:space="preserve">covers parameter estimation and the method of moments.</w:t>
       </w:r>
     </w:p>
-    <w:bookmarkEnd w:id="37"/>
     <w:bookmarkEnd w:id="38"/>
-    <w:bookmarkStart w:id="107" w:name="sec-est-accuracy"/>
+    <w:bookmarkEnd w:id="39"/>
+    <w:bookmarkStart w:id="109" w:name="sec-est-accuracy"/>
     <w:p>
       <w:pPr>
         <w:pStyle w:val="Heading2"/>
@@ -3905,7 +3910,7 @@
         <w:t xml:space="preserve">3 Accuracy of estimators</w:t>
       </w:r>
     </w:p>
-    <w:bookmarkStart w:id="39" w:name="accuracy"/>
+    <w:bookmarkStart w:id="40" w:name="accuracy"/>
     <w:p>
       <w:pPr>
         <w:pStyle w:val="Heading3"/>
@@ -3947,8 +3952,8 @@
         <w:t xml:space="preserve">and ease of computation is usually secondary.</w:t>
       </w:r>
     </w:p>
-    <w:bookmarkEnd w:id="39"/>
-    <w:bookmarkStart w:id="42" w:name="estimation-error"/>
+    <w:bookmarkEnd w:id="40"/>
+    <w:bookmarkStart w:id="43" w:name="estimation-error"/>
     <w:p>
       <w:pPr>
         <w:pStyle w:val="Heading3"/>
@@ -3957,7 +3962,7 @@
         <w:t xml:space="preserve">3.2 Estimation error</w:t>
       </w:r>
     </w:p>
-    <w:bookmarkStart w:id="40" w:name="def-estimation-error"/>
+    <w:bookmarkStart w:id="41" w:name="def-estimation-error"/>
     <w:p>
       <w:pPr>
         <w:pStyle w:val="FirstParagraph"/>
@@ -4123,8 +4128,8 @@
         </m:oMath>
       </m:oMathPara>
     </w:p>
-    <w:bookmarkEnd w:id="40"/>
-    <w:bookmarkStart w:id="41" w:name="exm-estimation-error"/>
+    <w:bookmarkEnd w:id="41"/>
+    <w:bookmarkStart w:id="42" w:name="exm-estimation-error"/>
     <w:p>
       <w:pPr>
         <w:pStyle w:val="FirstParagraph"/>
@@ -4410,7 +4415,7 @@
         <w:t xml:space="preserve">if we did, we would not need to estimate it.</w:t>
       </w:r>
     </w:p>
-    <w:bookmarkEnd w:id="41"/>
+    <w:bookmarkEnd w:id="42"/>
     <w:p>
       <w:pPr>
         <w:pStyle w:val="BodyText"/>
@@ -4457,8 +4462,8 @@
         <w:t xml:space="preserve">.</w:t>
       </w:r>
     </w:p>
-    <w:bookmarkEnd w:id="42"/>
-    <w:bookmarkStart w:id="44" w:name="residuals"/>
+    <w:bookmarkEnd w:id="43"/>
+    <w:bookmarkStart w:id="45" w:name="residuals"/>
     <w:p>
       <w:pPr>
         <w:pStyle w:val="Heading3"/>
@@ -4483,7 +4488,7 @@
       <w:r>
         <w:t xml:space="preserve"> </w:t>
       </w:r>
-      <w:hyperlink r:id="rId43">
+      <w:hyperlink r:id="rId44">
         <w:r>
           <w:rPr>
             <w:rStyle w:val="Hyperlink"/>
@@ -4532,8 +4537,8 @@
         <w:t xml:space="preserve">.</w:t>
       </w:r>
     </w:p>
-    <w:bookmarkEnd w:id="44"/>
-    <w:bookmarkStart w:id="51" w:name="bias"/>
+    <w:bookmarkEnd w:id="45"/>
+    <w:bookmarkStart w:id="52" w:name="bias"/>
     <w:p>
       <w:pPr>
         <w:pStyle w:val="Heading3"/>
@@ -4542,7 +4547,7 @@
         <w:t xml:space="preserve">3.4 Bias</w:t>
       </w:r>
     </w:p>
-    <w:bookmarkStart w:id="46" w:name="def-bias"/>
+    <w:bookmarkStart w:id="47" w:name="def-bias"/>
     <w:p>
       <w:pPr>
         <w:pStyle w:val="FirstParagraph"/>
@@ -4636,7 +4641,7 @@
       <w:pPr>
         <w:pStyle w:val="BodyText"/>
       </w:pPr>
-      <w:bookmarkStart w:id="45" w:name="eq-bias-def"/>
+      <w:bookmarkStart w:id="46" w:name="eq-bias-def"/>
       <m:oMathPara>
         <m:oMathParaPr>
           <m:jc m:val="center"/>
@@ -4764,7 +4769,7 @@
           </m:r>
         </m:oMath>
       </m:oMathPara>
-      <w:bookmarkEnd w:id="45"/>
+      <w:bookmarkEnd w:id="46"/>
     </w:p>
     <w:p>
       <w:pPr>
@@ -4783,8 +4788,8 @@
         <w:t xml:space="preserve">.</w:t>
       </w:r>
     </w:p>
-    <w:bookmarkEnd w:id="46"/>
-    <w:bookmarkStart w:id="47" w:name="exr-bias-exprs"/>
+    <w:bookmarkEnd w:id="47"/>
+    <w:bookmarkStart w:id="48" w:name="exr-bias-exprs"/>
     <w:p>
       <w:pPr>
         <w:pStyle w:val="BodyText"/>
@@ -4943,8 +4948,8 @@
         <w:t xml:space="preserve">.</w:t>
       </w:r>
     </w:p>
-    <w:bookmarkEnd w:id="47"/>
-    <w:bookmarkStart w:id="48" w:name="sol-bias-exprs"/>
+    <w:bookmarkEnd w:id="48"/>
+    <w:bookmarkStart w:id="49" w:name="sol-bias-exprs"/>
     <w:p>
       <w:pPr>
         <w:pStyle w:val="BodyText"/>
@@ -5321,8 +5326,8 @@
         </m:oMath>
       </m:oMathPara>
     </w:p>
-    <w:bookmarkEnd w:id="48"/>
-    <w:bookmarkStart w:id="49" w:name="thm-bias-exprs"/>
+    <w:bookmarkEnd w:id="49"/>
+    <w:bookmarkStart w:id="50" w:name="thm-bias-exprs"/>
     <w:p>
       <w:pPr>
         <w:pStyle w:val="FirstParagraph"/>
@@ -5426,7 +5431,7 @@
         </m:oMath>
       </m:oMathPara>
     </w:p>
-    <w:bookmarkEnd w:id="49"/>
+    <w:bookmarkEnd w:id="50"/>
     <w:p>
       <w:pPr>
         <w:pStyle w:val="FirstParagraph"/>
@@ -5459,7 +5464,7 @@
         <w:t xml:space="preserve">.</w:t>
       </w:r>
     </w:p>
-    <w:bookmarkStart w:id="50" w:name="exm-bias-sample-mean"/>
+    <w:bookmarkStart w:id="51" w:name="exm-bias-sample-mean"/>
     <w:p>
       <w:pPr>
         <w:pStyle w:val="BodyText"/>
@@ -6075,36 +6080,36 @@
                     </m:rPr>
                     <m:t>E</m:t>
                   </m:r>
+                  <m:r>
+                    <m:t>​</m:t>
+                  </m:r>
+                  <m:d>
+                    <m:dPr>
+                      <m:begChr m:val="["/>
+                      <m:sepChr m:val=""/>
+                      <m:endChr m:val="]"/>
+                      <m:grow/>
+                    </m:dPr>
+                    <m:e>
+                      <m:sSub>
+                        <m:e>
+                          <m:r>
+                            <m:t>X</m:t>
+                          </m:r>
+                        </m:e>
+                        <m:sub>
+                          <m:r>
+                            <m:t>i</m:t>
+                          </m:r>
+                        </m:sub>
+                      </m:sSub>
+                    </m:e>
+                  </m:d>
+                  <m:r>
+                    <m:t>​</m:t>
+                  </m:r>
                 </m:e>
               </m:nary>
-              <m:r>
-                <m:t>​</m:t>
-              </m:r>
-              <m:d>
-                <m:dPr>
-                  <m:begChr m:val="["/>
-                  <m:sepChr m:val=""/>
-                  <m:endChr m:val="]"/>
-                  <m:grow/>
-                </m:dPr>
-                <m:e>
-                  <m:sSub>
-                    <m:e>
-                      <m:r>
-                        <m:t>X</m:t>
-                      </m:r>
-                    </m:e>
-                    <m:sub>
-                      <m:r>
-                        <m:t>i</m:t>
-                      </m:r>
-                    </m:sub>
-                  </m:sSub>
-                </m:e>
-              </m:d>
-              <m:r>
-                <m:t>​</m:t>
-              </m:r>
               <m:r>
                 <m:rPr>
                   <m:sty m:val="p"/>
@@ -6793,9 +6798,9 @@
         <w:t xml:space="preserve">uses only one.</w:t>
       </w:r>
     </w:p>
-    <w:bookmarkEnd w:id="50"/>
     <w:bookmarkEnd w:id="51"/>
-    <w:bookmarkStart w:id="75" w:name="mean-squared-error"/>
+    <w:bookmarkEnd w:id="52"/>
+    <w:bookmarkStart w:id="77" w:name="mean-squared-error"/>
     <w:p>
       <w:pPr>
         <w:pStyle w:val="Heading3"/>
@@ -6804,7 +6809,7 @@
         <w:t xml:space="preserve">3.5 Population mean squared error of an estimator</w:t>
       </w:r>
     </w:p>
-    <w:bookmarkStart w:id="52" w:name="def-mse"/>
+    <w:bookmarkStart w:id="53" w:name="def-mse"/>
     <w:p>
       <w:pPr>
         <w:pStyle w:val="FirstParagraph"/>
@@ -7151,8 +7156,8 @@
         <w:t xml:space="preserve">.</w:t>
       </w:r>
     </w:p>
-    <w:bookmarkEnd w:id="52"/>
-    <w:bookmarkStart w:id="53" w:name="exr-sq-bias-expand"/>
+    <w:bookmarkEnd w:id="53"/>
+    <w:bookmarkStart w:id="54" w:name="exr-sq-bias-expand"/>
     <w:p>
       <w:pPr>
         <w:pStyle w:val="BodyText"/>
@@ -7324,8 +7329,8 @@
         <w:t xml:space="preserve">.</w:t>
       </w:r>
     </w:p>
-    <w:bookmarkEnd w:id="53"/>
-    <w:bookmarkStart w:id="54" w:name="sol-sq-bias-expand"/>
+    <w:bookmarkEnd w:id="54"/>
+    <w:bookmarkStart w:id="55" w:name="sol-sq-bias-expand"/>
     <w:p>
       <w:pPr>
         <w:pStyle w:val="BodyText"/>
@@ -7645,8 +7650,8 @@
         </m:oMath>
       </m:oMathPara>
     </w:p>
-    <w:bookmarkEnd w:id="54"/>
-    <w:bookmarkStart w:id="55" w:name="thm-sq-bias-expand"/>
+    <w:bookmarkEnd w:id="55"/>
+    <w:bookmarkStart w:id="56" w:name="thm-sq-bias-expand"/>
     <w:p>
       <w:pPr>
         <w:pStyle w:val="FirstParagraph"/>
@@ -7914,7 +7919,7 @@
         </m:oMath>
       </m:oMathPara>
     </w:p>
-    <w:bookmarkEnd w:id="55"/>
+    <w:bookmarkEnd w:id="56"/>
     <w:p>
       <w:pPr>
         <w:pStyle w:val="FirstParagraph"/>
@@ -7961,7 +7966,7 @@
         <w:t xml:space="preserve">.</w:t>
       </w:r>
     </w:p>
-    <w:bookmarkStart w:id="56" w:name="exr-bias-sq-plus-var"/>
+    <w:bookmarkStart w:id="57" w:name="exr-bias-sq-plus-var"/>
     <w:p>
       <w:pPr>
         <w:pStyle w:val="BodyText"/>
@@ -8206,8 +8211,8 @@
         <w:t xml:space="preserve">.</w:t>
       </w:r>
     </w:p>
-    <w:bookmarkEnd w:id="56"/>
-    <w:bookmarkStart w:id="60" w:name="sol-bias-sq-plus-var"/>
+    <w:bookmarkEnd w:id="57"/>
+    <w:bookmarkStart w:id="62" w:name="sol-bias-sq-plus-var"/>
     <w:p>
       <w:pPr>
         <w:pStyle w:val="BodyText"/>
@@ -8231,7 +8236,7 @@
       <w:r>
         <w:t xml:space="preserve">(</w:t>
       </w:r>
-      <w:hyperlink r:id="rId57">
+      <w:hyperlink r:id="rId58">
         <w:r>
           <w:rPr>
             <w:rStyle w:val="Hyperlink"/>
@@ -8247,7 +8252,7 @@
       <w:pPr>
         <w:pStyle w:val="BodyText"/>
       </w:pPr>
-      <w:bookmarkStart w:id="58" w:name="eq-bias-sq-plus-var-exr"/>
+      <w:bookmarkStart w:id="59" w:name="eq-bias-sq-plus-var-exr"/>
       <m:oMathPara>
         <m:oMathParaPr>
           <m:jc m:val="center"/>
@@ -8415,14 +8420,323 @@
           </m:r>
         </m:oMath>
       </m:oMathPara>
-      <w:bookmarkEnd w:id="58"/>
+      <w:bookmarkEnd w:id="59"/>
     </w:p>
     <w:p>
       <w:pPr>
         <w:pStyle w:val="FirstParagraph"/>
       </w:pPr>
       <w:r>
-        <w:t xml:space="preserve">Add it to the squared bias from</w:t>
+        <w:t xml:space="preserve">Let the</w:t>
+      </w:r>
+      <w:r>
+        <w:t xml:space="preserve"> </w:t>
+      </w:r>
+      <w:hyperlink r:id="rId60">
+        <w:r>
+          <w:rPr>
+            <w:rStyle w:val="Hyperlink"/>
+          </w:rPr>
+          <w:t xml:space="preserve">population mean</w:t>
+        </w:r>
+      </w:hyperlink>
+      <w:r>
+        <w:t xml:space="preserve"> </w:t>
+      </w:r>
+      <w:r>
+        <w:t xml:space="preserve">of the</w:t>
+      </w:r>
+      <w:r>
+        <w:t xml:space="preserve"> </w:t>
+      </w:r>
+      <w:hyperlink w:anchor="def-estimator">
+        <w:r>
+          <w:rPr>
+            <w:rStyle w:val="Hyperlink"/>
+          </w:rPr>
+          <w:t xml:space="preserve">estimator</w:t>
+        </w:r>
+      </w:hyperlink>
+      <w:r>
+        <w:t xml:space="preserve"> </w:t>
+      </w:r>
+      <m:oMath>
+        <m:acc>
+          <m:accPr>
+            <m:chr m:val="̂"/>
+          </m:accPr>
+          <m:e>
+            <m:r>
+              <m:t>θ</m:t>
+            </m:r>
+          </m:e>
+        </m:acc>
+      </m:oMath>
+      <w:r>
+        <w:t xml:space="preserve"> </w:t>
+      </w:r>
+      <w:r>
+        <w:t xml:space="preserve">be</w:t>
+      </w:r>
+      <w:r>
+        <w:t xml:space="preserve"> </w:t>
+      </w:r>
+      <m:oMath>
+        <m:sSub>
+          <m:e>
+            <m:r>
+              <m:t>μ</m:t>
+            </m:r>
+          </m:e>
+          <m:sub>
+            <m:acc>
+              <m:accPr>
+                <m:chr m:val="̂"/>
+              </m:accPr>
+              <m:e>
+                <m:r>
+                  <m:t>θ</m:t>
+                </m:r>
+              </m:e>
+            </m:acc>
+          </m:sub>
+        </m:sSub>
+        <m:r>
+          <m:rPr>
+            <m:sty m:val="p"/>
+          </m:rPr>
+          <m:t>=</m:t>
+        </m:r>
+        <m:r>
+          <m:rPr>
+            <m:sty m:val="p"/>
+          </m:rPr>
+          <m:t>E</m:t>
+        </m:r>
+        <m:r>
+          <m:t>​</m:t>
+        </m:r>
+        <m:d>
+          <m:dPr>
+            <m:begChr m:val="["/>
+            <m:sepChr m:val=""/>
+            <m:endChr m:val="]"/>
+            <m:grow/>
+          </m:dPr>
+          <m:e>
+            <m:acc>
+              <m:accPr>
+                <m:chr m:val="̂"/>
+              </m:accPr>
+              <m:e>
+                <m:r>
+                  <m:t>θ</m:t>
+                </m:r>
+              </m:e>
+            </m:acc>
+          </m:e>
+        </m:d>
+        <m:r>
+          <m:t>​</m:t>
+        </m:r>
+      </m:oMath>
+      <w:r>
+        <w:t xml:space="preserve">.</w:t>
+      </w:r>
+      <w:r>
+        <w:t xml:space="preserve"> </w:t>
+      </w:r>
+      <w:r>
+        <w:t xml:space="preserve">Then the variance of</w:t>
+      </w:r>
+      <w:r>
+        <w:t xml:space="preserve"> </w:t>
+      </w:r>
+      <m:oMath>
+        <m:acc>
+          <m:accPr>
+            <m:chr m:val="̂"/>
+          </m:accPr>
+          <m:e>
+            <m:r>
+              <m:t>θ</m:t>
+            </m:r>
+          </m:e>
+        </m:acc>
+      </m:oMath>
+      <w:r>
+        <w:t xml:space="preserve"> </w:t>
+      </w:r>
+      <w:r>
+        <w:t xml:space="preserve">is</w:t>
+      </w:r>
+      <w:r>
+        <w:t xml:space="preserve"> </w:t>
+      </w:r>
+      <m:oMath>
+        <m:r>
+          <m:rPr>
+            <m:sty m:val="p"/>
+          </m:rPr>
+          <m:t>E</m:t>
+        </m:r>
+        <m:r>
+          <m:t>​</m:t>
+        </m:r>
+        <m:d>
+          <m:dPr>
+            <m:begChr m:val="["/>
+            <m:sepChr m:val=""/>
+            <m:endChr m:val="]"/>
+            <m:grow/>
+          </m:dPr>
+          <m:e>
+            <m:sSup>
+              <m:e>
+                <m:acc>
+                  <m:accPr>
+                    <m:chr m:val="̂"/>
+                  </m:accPr>
+                  <m:e>
+                    <m:r>
+                      <m:t>θ</m:t>
+                    </m:r>
+                  </m:e>
+                </m:acc>
+              </m:e>
+              <m:sup>
+                <m:r>
+                  <m:t>2</m:t>
+                </m:r>
+              </m:sup>
+            </m:sSup>
+          </m:e>
+        </m:d>
+        <m:r>
+          <m:t>​</m:t>
+        </m:r>
+        <m:r>
+          <m:rPr>
+            <m:sty m:val="p"/>
+          </m:rPr>
+          <m:t>−</m:t>
+        </m:r>
+        <m:sSup>
+          <m:e>
+            <m:r>
+              <m:t>​</m:t>
+            </m:r>
+            <m:d>
+              <m:dPr>
+                <m:begChr m:val="("/>
+                <m:sepChr m:val=""/>
+                <m:endChr m:val=")"/>
+                <m:grow/>
+              </m:dPr>
+              <m:e>
+                <m:sSub>
+                  <m:e>
+                    <m:r>
+                      <m:t>μ</m:t>
+                    </m:r>
+                  </m:e>
+                  <m:sub>
+                    <m:acc>
+                      <m:accPr>
+                        <m:chr m:val="̂"/>
+                      </m:accPr>
+                      <m:e>
+                        <m:r>
+                          <m:t>θ</m:t>
+                        </m:r>
+                      </m:e>
+                    </m:acc>
+                  </m:sub>
+                </m:sSub>
+              </m:e>
+            </m:d>
+            <m:r>
+              <m:t>​</m:t>
+            </m:r>
+          </m:e>
+          <m:sup>
+            <m:r>
+              <m:t>2</m:t>
+            </m:r>
+          </m:sup>
+        </m:sSup>
+      </m:oMath>
+      <w:r>
+        <w:t xml:space="preserve">,</w:t>
+      </w:r>
+      <w:r>
+        <w:t xml:space="preserve"> </w:t>
+      </w:r>
+      <w:r>
+        <w:t xml:space="preserve">and the squared</w:t>
+      </w:r>
+      <w:r>
+        <w:t xml:space="preserve"> </w:t>
+      </w:r>
+      <w:hyperlink w:anchor="def-bias">
+        <w:r>
+          <w:rPr>
+            <w:rStyle w:val="Hyperlink"/>
+          </w:rPr>
+          <w:t xml:space="preserve">bias</w:t>
+        </w:r>
+      </w:hyperlink>
+      <w:r>
+        <w:t xml:space="preserve"> </w:t>
+      </w:r>
+      <w:r>
+        <w:t xml:space="preserve">of</w:t>
+      </w:r>
+      <w:r>
+        <w:t xml:space="preserve"> </w:t>
+      </w:r>
+      <m:oMath>
+        <m:acc>
+          <m:accPr>
+            <m:chr m:val="̂"/>
+          </m:accPr>
+          <m:e>
+            <m:r>
+              <m:t>θ</m:t>
+            </m:r>
+          </m:e>
+        </m:acc>
+      </m:oMath>
+      <w:r>
+        <w:t xml:space="preserve"> </w:t>
+      </w:r>
+      <w:r>
+        <w:t xml:space="preserve">for the</w:t>
+      </w:r>
+      <w:r>
+        <w:t xml:space="preserve"> </w:t>
+      </w:r>
+      <w:hyperlink w:anchor="def-estimand">
+        <w:r>
+          <w:rPr>
+            <w:rStyle w:val="Hyperlink"/>
+          </w:rPr>
+          <w:t xml:space="preserve">estimand</w:t>
+        </w:r>
+      </w:hyperlink>
+      <w:r>
+        <w:t xml:space="preserve"> </w:t>
+      </w:r>
+      <m:oMath>
+        <m:r>
+          <m:t>θ</m:t>
+        </m:r>
+      </m:oMath>
+      <w:r>
+        <w:t xml:space="preserve"> </w:t>
+      </w:r>
+      <w:r>
+        <w:t xml:space="preserve">from</w:t>
       </w:r>
       <w:r>
         <w:t xml:space="preserve"> </w:t>
@@ -8439,14 +8753,121 @@
         <w:t xml:space="preserve"> </w:t>
       </w:r>
       <w:r>
-        <w:t xml:space="preserve">and simplify:</w:t>
+        <w:t xml:space="preserve">is</w:t>
+      </w:r>
+      <w:r>
+        <w:t xml:space="preserve"> </w:t>
+      </w:r>
+      <m:oMath>
+        <m:sSup>
+          <m:e>
+            <m:r>
+              <m:t>​</m:t>
+            </m:r>
+            <m:d>
+              <m:dPr>
+                <m:begChr m:val="("/>
+                <m:sepChr m:val=""/>
+                <m:endChr m:val=")"/>
+                <m:grow/>
+              </m:dPr>
+              <m:e>
+                <m:sSub>
+                  <m:e>
+                    <m:r>
+                      <m:t>μ</m:t>
+                    </m:r>
+                  </m:e>
+                  <m:sub>
+                    <m:acc>
+                      <m:accPr>
+                        <m:chr m:val="̂"/>
+                      </m:accPr>
+                      <m:e>
+                        <m:r>
+                          <m:t>θ</m:t>
+                        </m:r>
+                      </m:e>
+                    </m:acc>
+                  </m:sub>
+                </m:sSub>
+              </m:e>
+            </m:d>
+            <m:r>
+              <m:t>​</m:t>
+            </m:r>
+          </m:e>
+          <m:sup>
+            <m:r>
+              <m:t>2</m:t>
+            </m:r>
+          </m:sup>
+        </m:sSup>
+        <m:r>
+          <m:rPr>
+            <m:sty m:val="p"/>
+          </m:rPr>
+          <m:t>−</m:t>
+        </m:r>
+        <m:r>
+          <m:t>2</m:t>
+        </m:r>
+        <m:sSub>
+          <m:e>
+            <m:r>
+              <m:t>μ</m:t>
+            </m:r>
+          </m:e>
+          <m:sub>
+            <m:acc>
+              <m:accPr>
+                <m:chr m:val="̂"/>
+              </m:accPr>
+              <m:e>
+                <m:r>
+                  <m:t>θ</m:t>
+                </m:r>
+              </m:e>
+            </m:acc>
+          </m:sub>
+        </m:sSub>
+        <m:r>
+          <m:t>θ</m:t>
+        </m:r>
+        <m:r>
+          <m:rPr>
+            <m:sty m:val="p"/>
+          </m:rPr>
+          <m:t>+</m:t>
+        </m:r>
+        <m:sSup>
+          <m:e>
+            <m:r>
+              <m:t>θ</m:t>
+            </m:r>
+          </m:e>
+          <m:sup>
+            <m:r>
+              <m:t>2</m:t>
+            </m:r>
+          </m:sup>
+        </m:sSup>
+      </m:oMath>
+      <w:r>
+        <w:t xml:space="preserve">.</w:t>
+      </w:r>
+      <w:r>
+        <w:t xml:space="preserve"> </w:t>
+      </w:r>
+      <w:r>
+        <w:t xml:space="preserve">Add them and simplify:</w:t>
       </w:r>
     </w:p>
     <w:p>
       <w:pPr>
         <w:pStyle w:val="BodyText"/>
       </w:pPr>
-      <w:bookmarkStart w:id="59" w:name="eq-bias-sq-plus-var-exr-2"/>
+      <w:bookmarkStart w:id="61" w:name="eq-bias-sq-plus-var-exr-2"/>
       <m:oMathPara>
         <m:oMathParaPr>
           <m:jc m:val="center"/>
@@ -8571,23 +8992,13 @@
                       <m:grow/>
                     </m:dPr>
                     <m:e>
-                      <m:r>
-                        <m:rPr>
-                          <m:sty m:val="p"/>
-                        </m:rPr>
-                        <m:t>E</m:t>
-                      </m:r>
-                      <m:r>
-                        <m:t>​</m:t>
-                      </m:r>
-                      <m:d>
-                        <m:dPr>
-                          <m:begChr m:val="["/>
-                          <m:sepChr m:val=""/>
-                          <m:endChr m:val="]"/>
-                          <m:grow/>
-                        </m:dPr>
+                      <m:sSub>
                         <m:e>
+                          <m:r>
+                            <m:t>μ</m:t>
+                          </m:r>
+                        </m:e>
+                        <m:sub>
                           <m:acc>
                             <m:accPr>
                               <m:chr m:val="̂"/>
@@ -8598,11 +9009,8 @@
                               </m:r>
                             </m:e>
                           </m:acc>
-                        </m:e>
-                      </m:d>
-                      <m:r>
-                        <m:t>​</m:t>
-                      </m:r>
+                        </m:sub>
+                      </m:sSub>
                     </m:e>
                   </m:d>
                   <m:r>
@@ -8624,23 +9032,13 @@
               <m:r>
                 <m:t>2</m:t>
               </m:r>
-              <m:r>
-                <m:rPr>
-                  <m:sty m:val="p"/>
-                </m:rPr>
-                <m:t>E</m:t>
-              </m:r>
-              <m:r>
-                <m:t>​</m:t>
-              </m:r>
-              <m:d>
-                <m:dPr>
-                  <m:begChr m:val="["/>
-                  <m:sepChr m:val=""/>
-                  <m:endChr m:val="]"/>
-                  <m:grow/>
-                </m:dPr>
+              <m:sSub>
                 <m:e>
+                  <m:r>
+                    <m:t>μ</m:t>
+                  </m:r>
+                </m:e>
+                <m:sub>
                   <m:acc>
                     <m:accPr>
                       <m:chr m:val="̂"/>
@@ -8651,11 +9049,8 @@
                       </m:r>
                     </m:e>
                   </m:acc>
-                </m:e>
-              </m:d>
-              <m:r>
-                <m:t>​</m:t>
-              </m:r>
+                </m:sub>
+              </m:sSub>
               <m:r>
                 <m:t>θ</m:t>
               </m:r>
@@ -8752,23 +9147,13 @@
                       <m:grow/>
                     </m:dPr>
                     <m:e>
-                      <m:r>
-                        <m:rPr>
-                          <m:sty m:val="p"/>
-                        </m:rPr>
-                        <m:t>E</m:t>
-                      </m:r>
-                      <m:r>
-                        <m:t>​</m:t>
-                      </m:r>
-                      <m:d>
-                        <m:dPr>
-                          <m:begChr m:val="["/>
-                          <m:sepChr m:val=""/>
-                          <m:endChr m:val="]"/>
-                          <m:grow/>
-                        </m:dPr>
+                      <m:sSub>
                         <m:e>
+                          <m:r>
+                            <m:t>μ</m:t>
+                          </m:r>
+                        </m:e>
+                        <m:sub>
                           <m:acc>
                             <m:accPr>
                               <m:chr m:val="̂"/>
@@ -8779,11 +9164,8 @@
                               </m:r>
                             </m:e>
                           </m:acc>
-                        </m:e>
-                      </m:d>
-                      <m:r>
-                        <m:t>​</m:t>
-                      </m:r>
+                        </m:sub>
+                      </m:sSub>
                     </m:e>
                   </m:d>
                   <m:r>
@@ -8805,23 +9187,13 @@
               <m:r>
                 <m:t>2</m:t>
               </m:r>
-              <m:r>
-                <m:rPr>
-                  <m:sty m:val="p"/>
-                </m:rPr>
-                <m:t>E</m:t>
-              </m:r>
-              <m:r>
-                <m:t>​</m:t>
-              </m:r>
-              <m:d>
-                <m:dPr>
-                  <m:begChr m:val="["/>
-                  <m:sepChr m:val=""/>
-                  <m:endChr m:val="]"/>
-                  <m:grow/>
-                </m:dPr>
+              <m:sSub>
                 <m:e>
+                  <m:r>
+                    <m:t>μ</m:t>
+                  </m:r>
+                </m:e>
+                <m:sub>
                   <m:acc>
                     <m:accPr>
                       <m:chr m:val="̂"/>
@@ -8832,11 +9204,8 @@
                       </m:r>
                     </m:e>
                   </m:acc>
-                </m:e>
-              </m:d>
-              <m:r>
-                <m:t>​</m:t>
-              </m:r>
+                </m:sub>
+              </m:sSub>
               <m:r>
                 <m:t>θ</m:t>
               </m:r>
@@ -8924,23 +9293,13 @@
                       <m:grow/>
                     </m:dPr>
                     <m:e>
-                      <m:r>
-                        <m:rPr>
-                          <m:sty m:val="p"/>
-                        </m:rPr>
-                        <m:t>E</m:t>
-                      </m:r>
-                      <m:r>
-                        <m:t>​</m:t>
-                      </m:r>
-                      <m:d>
-                        <m:dPr>
-                          <m:begChr m:val="["/>
-                          <m:sepChr m:val=""/>
-                          <m:endChr m:val="]"/>
-                          <m:grow/>
-                        </m:dPr>
+                      <m:sSub>
                         <m:e>
+                          <m:r>
+                            <m:t>μ</m:t>
+                          </m:r>
+                        </m:e>
+                        <m:sub>
                           <m:acc>
                             <m:accPr>
                               <m:chr m:val="̂"/>
@@ -8951,11 +9310,8 @@
                               </m:r>
                             </m:e>
                           </m:acc>
-                        </m:e>
-                      </m:d>
-                      <m:r>
-                        <m:t>​</m:t>
-                      </m:r>
+                        </m:sub>
+                      </m:sSub>
                     </m:e>
                   </m:d>
                   <m:r>
@@ -9042,23 +9398,13 @@
               <m:r>
                 <m:t>2</m:t>
               </m:r>
-              <m:r>
-                <m:rPr>
-                  <m:sty m:val="p"/>
-                </m:rPr>
-                <m:t>E</m:t>
-              </m:r>
-              <m:r>
-                <m:t>​</m:t>
-              </m:r>
-              <m:d>
-                <m:dPr>
-                  <m:begChr m:val="["/>
-                  <m:sepChr m:val=""/>
-                  <m:endChr m:val="]"/>
-                  <m:grow/>
-                </m:dPr>
+              <m:sSub>
                 <m:e>
+                  <m:r>
+                    <m:t>μ</m:t>
+                  </m:r>
+                </m:e>
+                <m:sub>
                   <m:acc>
                     <m:accPr>
                       <m:chr m:val="̂"/>
@@ -9069,11 +9415,8 @@
                       </m:r>
                     </m:e>
                   </m:acc>
-                </m:e>
-              </m:d>
-              <m:r>
-                <m:t>​</m:t>
-              </m:r>
+                </m:sub>
+              </m:sSub>
               <m:r>
                 <m:t>θ</m:t>
               </m:r>
@@ -9114,23 +9457,13 @@
                       <m:grow/>
                     </m:dPr>
                     <m:e>
-                      <m:r>
-                        <m:rPr>
-                          <m:sty m:val="p"/>
-                        </m:rPr>
-                        <m:t>E</m:t>
-                      </m:r>
-                      <m:r>
-                        <m:t>​</m:t>
-                      </m:r>
-                      <m:d>
-                        <m:dPr>
-                          <m:begChr m:val="["/>
-                          <m:sepChr m:val=""/>
-                          <m:endChr m:val="]"/>
-                          <m:grow/>
-                        </m:dPr>
+                      <m:sSub>
                         <m:e>
+                          <m:r>
+                            <m:t>μ</m:t>
+                          </m:r>
+                        </m:e>
+                        <m:sub>
                           <m:acc>
                             <m:accPr>
                               <m:chr m:val="̂"/>
@@ -9141,11 +9474,8 @@
                               </m:r>
                             </m:e>
                           </m:acc>
-                        </m:e>
-                      </m:d>
-                      <m:r>
-                        <m:t>​</m:t>
-                      </m:r>
+                        </m:sub>
+                      </m:sSub>
                     </m:e>
                   </m:d>
                   <m:r>
@@ -9177,23 +9507,13 @@
                       <m:grow/>
                     </m:dPr>
                     <m:e>
-                      <m:r>
-                        <m:rPr>
-                          <m:sty m:val="p"/>
-                        </m:rPr>
-                        <m:t>E</m:t>
-                      </m:r>
-                      <m:r>
-                        <m:t>​</m:t>
-                      </m:r>
-                      <m:d>
-                        <m:dPr>
-                          <m:begChr m:val="["/>
-                          <m:sepChr m:val=""/>
-                          <m:endChr m:val="]"/>
-                          <m:grow/>
-                        </m:dPr>
+                      <m:sSub>
                         <m:e>
+                          <m:r>
+                            <m:t>μ</m:t>
+                          </m:r>
+                        </m:e>
+                        <m:sub>
                           <m:acc>
                             <m:accPr>
                               <m:chr m:val="̂"/>
@@ -9204,11 +9524,8 @@
                               </m:r>
                             </m:e>
                           </m:acc>
-                        </m:e>
-                      </m:d>
-                      <m:r>
-                        <m:t>​</m:t>
-                      </m:r>
+                        </m:sub>
+                      </m:sSub>
                     </m:e>
                   </m:d>
                   <m:r>
@@ -9295,23 +9612,13 @@
               <m:r>
                 <m:t>2</m:t>
               </m:r>
-              <m:r>
-                <m:rPr>
-                  <m:sty m:val="p"/>
-                </m:rPr>
-                <m:t>E</m:t>
-              </m:r>
-              <m:r>
-                <m:t>​</m:t>
-              </m:r>
-              <m:d>
-                <m:dPr>
-                  <m:begChr m:val="["/>
-                  <m:sepChr m:val=""/>
-                  <m:endChr m:val="]"/>
-                  <m:grow/>
-                </m:dPr>
+              <m:sSub>
                 <m:e>
+                  <m:r>
+                    <m:t>μ</m:t>
+                  </m:r>
+                </m:e>
+                <m:sub>
                   <m:acc>
                     <m:accPr>
                       <m:chr m:val="̂"/>
@@ -9322,11 +9629,8 @@
                       </m:r>
                     </m:e>
                   </m:acc>
-                </m:e>
-              </m:d>
-              <m:r>
-                <m:t>​</m:t>
-              </m:r>
+                </m:sub>
+              </m:sSub>
               <m:r>
                 <m:t>θ</m:t>
               </m:r>
@@ -9378,23 +9682,13 @@
                           <m:grow/>
                         </m:dPr>
                         <m:e>
-                          <m:r>
-                            <m:rPr>
-                              <m:sty m:val="p"/>
-                            </m:rPr>
-                            <m:t>E</m:t>
-                          </m:r>
-                          <m:r>
-                            <m:t>​</m:t>
-                          </m:r>
-                          <m:d>
-                            <m:dPr>
-                              <m:begChr m:val="["/>
-                              <m:sepChr m:val=""/>
-                              <m:endChr m:val="]"/>
-                              <m:grow/>
-                            </m:dPr>
+                          <m:sSub>
                             <m:e>
+                              <m:r>
+                                <m:t>μ</m:t>
+                              </m:r>
+                            </m:e>
+                            <m:sub>
                               <m:acc>
                                 <m:accPr>
                                   <m:chr m:val="̂"/>
@@ -9405,11 +9699,8 @@
                                   </m:r>
                                 </m:e>
                               </m:acc>
-                            </m:e>
-                          </m:d>
-                          <m:r>
-                            <m:t>​</m:t>
-                          </m:r>
+                            </m:sub>
+                          </m:sSub>
                         </m:e>
                       </m:d>
                       <m:r>
@@ -9441,23 +9732,13 @@
                           <m:grow/>
                         </m:dPr>
                         <m:e>
-                          <m:r>
-                            <m:rPr>
-                              <m:sty m:val="p"/>
-                            </m:rPr>
-                            <m:t>E</m:t>
-                          </m:r>
-                          <m:r>
-                            <m:t>​</m:t>
-                          </m:r>
-                          <m:d>
-                            <m:dPr>
-                              <m:begChr m:val="["/>
-                              <m:sepChr m:val=""/>
-                              <m:endChr m:val="]"/>
-                              <m:grow/>
-                            </m:dPr>
+                          <m:sSub>
                             <m:e>
+                              <m:r>
+                                <m:t>μ</m:t>
+                              </m:r>
+                            </m:e>
+                            <m:sub>
                               <m:acc>
                                 <m:accPr>
                                   <m:chr m:val="̂"/>
@@ -9468,11 +9749,8 @@
                                   </m:r>
                                 </m:e>
                               </m:acc>
-                            </m:e>
-                          </m:d>
-                          <m:r>
-                            <m:t>​</m:t>
-                          </m:r>
+                            </m:sub>
+                          </m:sSub>
                         </m:e>
                       </m:d>
                       <m:r>
@@ -9564,23 +9842,13 @@
               <m:r>
                 <m:t>2</m:t>
               </m:r>
-              <m:r>
-                <m:rPr>
-                  <m:sty m:val="p"/>
-                </m:rPr>
-                <m:t>E</m:t>
-              </m:r>
-              <m:r>
-                <m:t>​</m:t>
-              </m:r>
-              <m:d>
-                <m:dPr>
-                  <m:begChr m:val="["/>
-                  <m:sepChr m:val=""/>
-                  <m:endChr m:val="]"/>
-                  <m:grow/>
-                </m:dPr>
+              <m:sSub>
                 <m:e>
+                  <m:r>
+                    <m:t>μ</m:t>
+                  </m:r>
+                </m:e>
+                <m:sub>
                   <m:acc>
                     <m:accPr>
                       <m:chr m:val="̂"/>
@@ -9591,11 +9859,8 @@
                       </m:r>
                     </m:e>
                   </m:acc>
-                </m:e>
-              </m:d>
-              <m:r>
-                <m:t>​</m:t>
-              </m:r>
+                </m:sub>
+              </m:sSub>
               <m:r>
                 <m:t>θ</m:t>
               </m:r>
@@ -9728,23 +9993,13 @@
               <m:r>
                 <m:t>2</m:t>
               </m:r>
-              <m:r>
-                <m:rPr>
-                  <m:sty m:val="p"/>
-                </m:rPr>
-                <m:t>E</m:t>
-              </m:r>
-              <m:r>
-                <m:t>​</m:t>
-              </m:r>
-              <m:d>
-                <m:dPr>
-                  <m:begChr m:val="["/>
-                  <m:sepChr m:val=""/>
-                  <m:endChr m:val="]"/>
-                  <m:grow/>
-                </m:dPr>
+              <m:sSub>
                 <m:e>
+                  <m:r>
+                    <m:t>μ</m:t>
+                  </m:r>
+                </m:e>
+                <m:sub>
                   <m:acc>
                     <m:accPr>
                       <m:chr m:val="̂"/>
@@ -9755,11 +10010,8 @@
                       </m:r>
                     </m:e>
                   </m:acc>
-                </m:e>
-              </m:d>
-              <m:r>
-                <m:t>​</m:t>
-              </m:r>
+                </m:sub>
+              </m:sSub>
               <m:r>
                 <m:t>θ</m:t>
               </m:r>
@@ -9844,10 +10096,10 @@
           </m:r>
         </m:oMath>
       </m:oMathPara>
-      <w:bookmarkEnd w:id="59"/>
+      <w:bookmarkEnd w:id="61"/>
     </w:p>
-    <w:bookmarkEnd w:id="60"/>
-    <w:bookmarkStart w:id="61" w:name="thm-bias-sq-plus-var"/>
+    <w:bookmarkEnd w:id="62"/>
+    <w:bookmarkStart w:id="63" w:name="thm-bias-sq-plus-var"/>
     <w:p>
       <w:pPr>
         <w:pStyle w:val="FirstParagraph"/>
@@ -10120,7 +10372,7 @@
         </m:oMath>
       </m:oMathPara>
     </w:p>
-    <w:bookmarkEnd w:id="61"/>
+    <w:bookmarkEnd w:id="63"/>
     <w:p>
       <w:pPr>
         <w:pStyle w:val="FirstParagraph"/>
@@ -10187,7 +10439,7 @@
         <w:t xml:space="preserve">.</w:t>
       </w:r>
     </w:p>
-    <w:bookmarkStart w:id="62" w:name="exr-mse-expand"/>
+    <w:bookmarkStart w:id="64" w:name="exr-mse-expand"/>
     <w:p>
       <w:pPr>
         <w:pStyle w:val="BodyText"/>
@@ -10360,8 +10612,8 @@
         <w:t xml:space="preserve">.</w:t>
       </w:r>
     </w:p>
-    <w:bookmarkEnd w:id="62"/>
-    <w:bookmarkStart w:id="63" w:name="sol-mse-expand"/>
+    <w:bookmarkEnd w:id="64"/>
+    <w:bookmarkStart w:id="65" w:name="sol-mse-expand"/>
     <w:p>
       <w:pPr>
         <w:pStyle w:val="BodyText"/>
@@ -11165,8 +11417,8 @@
         </m:oMath>
       </m:oMathPara>
     </w:p>
-    <w:bookmarkEnd w:id="63"/>
-    <w:bookmarkStart w:id="64" w:name="thm-mse-expand"/>
+    <w:bookmarkEnd w:id="65"/>
+    <w:bookmarkStart w:id="66" w:name="thm-mse-expand"/>
     <w:p>
       <w:pPr>
         <w:pStyle w:val="FirstParagraph"/>
@@ -11393,7 +11645,7 @@
         </m:oMath>
       </m:oMathPara>
     </w:p>
-    <w:bookmarkEnd w:id="64"/>
+    <w:bookmarkEnd w:id="66"/>
     <w:p>
       <w:pPr>
         <w:pStyle w:val="FirstParagraph"/>
@@ -11440,7 +11692,7 @@
         <w:t xml:space="preserve">.</w:t>
       </w:r>
     </w:p>
-    <w:bookmarkStart w:id="66" w:name="thm-mse-bias-variance"/>
+    <w:bookmarkStart w:id="68" w:name="thm-mse-bias-variance"/>
     <w:p>
       <w:pPr>
         <w:pStyle w:val="BodyText"/>
@@ -11481,7 +11733,7 @@
       <w:pPr>
         <w:pStyle w:val="BodyText"/>
       </w:pPr>
-      <w:bookmarkStart w:id="65" w:name="eq-mse"/>
+      <w:bookmarkStart w:id="67" w:name="eq-mse"/>
       <m:oMathPara>
         <m:oMathParaPr>
           <m:jc m:val="center"/>
@@ -11640,9 +11892,9 @@
           </m:r>
         </m:oMath>
       </m:oMathPara>
-      <w:bookmarkEnd w:id="65"/>
+      <w:bookmarkEnd w:id="67"/>
     </w:p>
-    <w:bookmarkEnd w:id="66"/>
+    <w:bookmarkEnd w:id="68"/>
     <w:p>
       <w:pPr>
         <w:pStyle w:val="FirstParagraph"/>
@@ -11958,7 +12210,7 @@
         <w:t xml:space="preserve">so they are equal to each other.</w:t>
       </w:r>
     </w:p>
-    <w:bookmarkStart w:id="69" w:name="rem-mse-bias-variance-prediction"/>
+    <w:bookmarkStart w:id="71" w:name="rem-mse-bias-variance-prediction"/>
     <w:p>
       <w:pPr>
         <w:pStyle w:val="BodyText"/>
@@ -12078,7 +12330,7 @@
       <w:r>
         <w:t xml:space="preserve"> </w:t>
       </w:r>
-      <w:hyperlink r:id="rId67">
+      <w:hyperlink r:id="rId69">
         <w:r>
           <w:rPr>
             <w:rStyle w:val="Hyperlink"/>
@@ -12101,7 +12353,7 @@
       <w:r>
         <w:t xml:space="preserve"> </w:t>
       </w:r>
-      <w:hyperlink r:id="rId68">
+      <w:hyperlink r:id="rId70">
         <w:r>
           <w:rPr>
             <w:rStyle w:val="Hyperlink"/>
@@ -12122,8 +12374,8 @@
         <w:t xml:space="preserve">No choice of prediction can remove the extra term.</w:t>
       </w:r>
     </w:p>
-    <w:bookmarkEnd w:id="69"/>
-    <w:bookmarkStart w:id="71" w:name="exm-mse-sample-mean"/>
+    <w:bookmarkEnd w:id="71"/>
+    <w:bookmarkStart w:id="73" w:name="exm-mse-sample-mean"/>
     <w:p>
       <w:pPr>
         <w:pStyle w:val="FirstParagraph"/>
@@ -13059,36 +13311,36 @@
                     </m:rPr>
                     <m:t>Var</m:t>
                   </m:r>
+                  <m:r>
+                    <m:t>​</m:t>
+                  </m:r>
+                  <m:d>
+                    <m:dPr>
+                      <m:begChr m:val="("/>
+                      <m:sepChr m:val=""/>
+                      <m:endChr m:val=")"/>
+                      <m:grow/>
+                    </m:dPr>
+                    <m:e>
+                      <m:sSub>
+                        <m:e>
+                          <m:r>
+                            <m:t>X</m:t>
+                          </m:r>
+                        </m:e>
+                        <m:sub>
+                          <m:r>
+                            <m:t>i</m:t>
+                          </m:r>
+                        </m:sub>
+                      </m:sSub>
+                    </m:e>
+                  </m:d>
+                  <m:r>
+                    <m:t>​</m:t>
+                  </m:r>
                 </m:e>
               </m:nary>
-              <m:r>
-                <m:t>​</m:t>
-              </m:r>
-              <m:d>
-                <m:dPr>
-                  <m:begChr m:val="("/>
-                  <m:sepChr m:val=""/>
-                  <m:endChr m:val=")"/>
-                  <m:grow/>
-                </m:dPr>
-                <m:e>
-                  <m:sSub>
-                    <m:e>
-                      <m:r>
-                        <m:t>X</m:t>
-                      </m:r>
-                    </m:e>
-                    <m:sub>
-                      <m:r>
-                        <m:t>i</m:t>
-                      </m:r>
-                    </m:sub>
-                  </m:sSub>
-                </m:e>
-              </m:d>
-              <m:r>
-                <m:t>​</m:t>
-              </m:r>
               <m:r>
                 <m:t>&amp;</m:t>
               </m:r>
@@ -13489,36 +13741,36 @@
               </m:rPr>
               <m:t>Var</m:t>
             </m:r>
+            <m:r>
+              <m:t>​</m:t>
+            </m:r>
+            <m:d>
+              <m:dPr>
+                <m:begChr m:val="("/>
+                <m:sepChr m:val=""/>
+                <m:endChr m:val=")"/>
+                <m:grow/>
+              </m:dPr>
+              <m:e>
+                <m:sSub>
+                  <m:e>
+                    <m:r>
+                      <m:t>X</m:t>
+                    </m:r>
+                  </m:e>
+                  <m:sub>
+                    <m:r>
+                      <m:t>i</m:t>
+                    </m:r>
+                  </m:sub>
+                </m:sSub>
+              </m:e>
+            </m:d>
+            <m:r>
+              <m:t>​</m:t>
+            </m:r>
           </m:e>
         </m:nary>
-        <m:r>
-          <m:t>​</m:t>
-        </m:r>
-        <m:d>
-          <m:dPr>
-            <m:begChr m:val="("/>
-            <m:sepChr m:val=""/>
-            <m:endChr m:val=")"/>
-            <m:grow/>
-          </m:dPr>
-          <m:e>
-            <m:sSub>
-              <m:e>
-                <m:r>
-                  <m:t>X</m:t>
-                </m:r>
-              </m:e>
-              <m:sub>
-                <m:r>
-                  <m:t>i</m:t>
-                </m:r>
-              </m:sub>
-            </m:sSub>
-          </m:e>
-        </m:d>
-        <m:r>
-          <m:t>​</m:t>
-        </m:r>
       </m:oMath>
       <w:r>
         <w:t xml:space="preserve"> </w:t>
@@ -13535,7 +13787,7 @@
       <w:r>
         <w:t xml:space="preserve"> </w:t>
       </w:r>
-      <w:hyperlink r:id="rId70">
+      <w:hyperlink r:id="rId72">
         <w:r>
           <w:rPr>
             <w:rStyle w:val="Hyperlink"/>
@@ -13833,8 +14085,8 @@
         <w:t xml:space="preserve">’s.</w:t>
       </w:r>
     </w:p>
-    <w:bookmarkEnd w:id="71"/>
-    <w:bookmarkStart w:id="72" w:name="def-rmse"/>
+    <w:bookmarkEnd w:id="73"/>
+    <w:bookmarkStart w:id="74" w:name="def-rmse"/>
     <w:p>
       <w:pPr>
         <w:pStyle w:val="BodyText"/>
@@ -14046,8 +14298,8 @@
         <w:t xml:space="preserve">.</w:t>
       </w:r>
     </w:p>
-    <w:bookmarkEnd w:id="72"/>
-    <w:bookmarkStart w:id="73" w:name="exm-rmse-sample-mean"/>
+    <w:bookmarkEnd w:id="74"/>
+    <w:bookmarkStart w:id="75" w:name="exm-rmse-sample-mean"/>
     <w:p>
       <w:pPr>
         <w:pStyle w:val="BodyText"/>
@@ -14135,8 +14387,8 @@
         <w:t xml:space="preserve">.</w:t>
       </w:r>
     </w:p>
-    <w:bookmarkEnd w:id="73"/>
-    <w:bookmarkStart w:id="74" w:name="rem-rmse-units"/>
+    <w:bookmarkEnd w:id="75"/>
+    <w:bookmarkStart w:id="76" w:name="rem-rmse-units"/>
     <w:p>
       <w:pPr>
         <w:pStyle w:val="BodyText"/>
@@ -14155,7 +14407,7 @@
         <w:t xml:space="preserve">The pRMSE has the same units as the estimand.</w:t>
       </w:r>
     </w:p>
-    <w:bookmarkEnd w:id="74"/>
+    <w:bookmarkEnd w:id="76"/>
     <w:p>
       <w:pPr>
         <w:pStyle w:val="BodyText"/>
@@ -14170,8 +14422,8 @@
         <w:t xml:space="preserve">covers mean squared error.</w:t>
       </w:r>
     </w:p>
-    <w:bookmarkEnd w:id="75"/>
-    <w:bookmarkStart w:id="89" w:name="sec-unbiased-estimators"/>
+    <w:bookmarkEnd w:id="77"/>
+    <w:bookmarkStart w:id="91" w:name="sec-unbiased-estimators"/>
     <w:p>
       <w:pPr>
         <w:pStyle w:val="Heading3"/>
@@ -14180,7 +14432,7 @@
         <w:t xml:space="preserve">3.6 Unbiased estimators</w:t>
       </w:r>
     </w:p>
-    <w:bookmarkStart w:id="76" w:name="def-unbiased"/>
+    <w:bookmarkStart w:id="78" w:name="def-unbiased"/>
     <w:p>
       <w:pPr>
         <w:pStyle w:val="FirstParagraph"/>
@@ -14306,8 +14558,8 @@
         </m:oMath>
       </m:oMathPara>
     </w:p>
-    <w:bookmarkEnd w:id="76"/>
-    <w:bookmarkStart w:id="77" w:name="def-biased"/>
+    <w:bookmarkEnd w:id="78"/>
+    <w:bookmarkStart w:id="79" w:name="def-biased"/>
     <w:p>
       <w:pPr>
         <w:pStyle w:val="FirstParagraph"/>
@@ -14433,8 +14685,8 @@
         </m:oMath>
       </m:oMathPara>
     </w:p>
-    <w:bookmarkEnd w:id="77"/>
-    <w:bookmarkStart w:id="78" w:name="exm-unbiased-sample-mean"/>
+    <w:bookmarkEnd w:id="79"/>
+    <w:bookmarkStart w:id="80" w:name="exm-unbiased-sample-mean"/>
     <w:p>
       <w:pPr>
         <w:pStyle w:val="FirstParagraph"/>
@@ -14648,8 +14900,8 @@
         <w:t xml:space="preserve">.</w:t>
       </w:r>
     </w:p>
-    <w:bookmarkEnd w:id="78"/>
-    <w:bookmarkStart w:id="80" w:name="exm-biased-variance-mle"/>
+    <w:bookmarkEnd w:id="80"/>
+    <w:bookmarkStart w:id="82" w:name="exm-biased-variance-mle"/>
     <w:p>
       <w:pPr>
         <w:pStyle w:val="BodyText"/>
@@ -14827,7 +15079,7 @@
       <w:r>
         <w:t xml:space="preserve"> </w:t>
       </w:r>
-      <w:hyperlink r:id="rId79">
+      <w:hyperlink r:id="rId81">
         <w:r>
           <w:rPr>
             <w:rStyle w:val="Hyperlink"/>
@@ -17375,41 +17627,41 @@
                     </m:rPr>
                     <m:t>E</m:t>
                   </m:r>
+                  <m:r>
+                    <m:t>​</m:t>
+                  </m:r>
+                  <m:d>
+                    <m:dPr>
+                      <m:begChr m:val="["/>
+                      <m:sepChr m:val=""/>
+                      <m:endChr m:val="]"/>
+                      <m:grow/>
+                    </m:dPr>
+                    <m:e>
+                      <m:sSubSup>
+                        <m:e>
+                          <m:r>
+                            <m:t>X</m:t>
+                          </m:r>
+                        </m:e>
+                        <m:sub>
+                          <m:r>
+                            <m:t>i</m:t>
+                          </m:r>
+                        </m:sub>
+                        <m:sup>
+                          <m:r>
+                            <m:t>2</m:t>
+                          </m:r>
+                        </m:sup>
+                      </m:sSubSup>
+                    </m:e>
+                  </m:d>
+                  <m:r>
+                    <m:t>​</m:t>
+                  </m:r>
                 </m:e>
               </m:nary>
-              <m:r>
-                <m:t>​</m:t>
-              </m:r>
-              <m:d>
-                <m:dPr>
-                  <m:begChr m:val="["/>
-                  <m:sepChr m:val=""/>
-                  <m:endChr m:val="]"/>
-                  <m:grow/>
-                </m:dPr>
-                <m:e>
-                  <m:sSubSup>
-                    <m:e>
-                      <m:r>
-                        <m:t>X</m:t>
-                      </m:r>
-                    </m:e>
-                    <m:sub>
-                      <m:r>
-                        <m:t>i</m:t>
-                      </m:r>
-                    </m:sub>
-                    <m:sup>
-                      <m:r>
-                        <m:t>2</m:t>
-                      </m:r>
-                    </m:sup>
-                  </m:sSubSup>
-                </m:e>
-              </m:d>
-              <m:r>
-                <m:t>​</m:t>
-              </m:r>
               <m:r>
                 <m:rPr>
                   <m:sty m:val="p"/>
@@ -17517,41 +17769,41 @@
                     </m:rPr>
                     <m:t>E</m:t>
                   </m:r>
+                  <m:r>
+                    <m:t>​</m:t>
+                  </m:r>
+                  <m:d>
+                    <m:dPr>
+                      <m:begChr m:val="["/>
+                      <m:sepChr m:val=""/>
+                      <m:endChr m:val="]"/>
+                      <m:grow/>
+                    </m:dPr>
+                    <m:e>
+                      <m:sSubSup>
+                        <m:e>
+                          <m:r>
+                            <m:t>X</m:t>
+                          </m:r>
+                        </m:e>
+                        <m:sub>
+                          <m:r>
+                            <m:t>i</m:t>
+                          </m:r>
+                        </m:sub>
+                        <m:sup>
+                          <m:r>
+                            <m:t>2</m:t>
+                          </m:r>
+                        </m:sup>
+                      </m:sSubSup>
+                    </m:e>
+                  </m:d>
+                  <m:r>
+                    <m:t>​</m:t>
+                  </m:r>
                 </m:e>
               </m:nary>
-              <m:r>
-                <m:t>​</m:t>
-              </m:r>
-              <m:d>
-                <m:dPr>
-                  <m:begChr m:val="["/>
-                  <m:sepChr m:val=""/>
-                  <m:endChr m:val="]"/>
-                  <m:grow/>
-                </m:dPr>
-                <m:e>
-                  <m:sSubSup>
-                    <m:e>
-                      <m:r>
-                        <m:t>X</m:t>
-                      </m:r>
-                    </m:e>
-                    <m:sub>
-                      <m:r>
-                        <m:t>i</m:t>
-                      </m:r>
-                    </m:sub>
-                    <m:sup>
-                      <m:r>
-                        <m:t>2</m:t>
-                      </m:r>
-                    </m:sup>
-                  </m:sSubSup>
-                </m:e>
-              </m:d>
-              <m:r>
-                <m:t>​</m:t>
-              </m:r>
               <m:r>
                 <m:rPr>
                   <m:sty m:val="p"/>
@@ -19999,8 +20251,8 @@
         <w:t xml:space="preserve">grows.</w:t>
       </w:r>
     </w:p>
-    <w:bookmarkEnd w:id="80"/>
-    <w:bookmarkStart w:id="81" w:name="exr-unbiased-exp"/>
+    <w:bookmarkEnd w:id="82"/>
+    <w:bookmarkStart w:id="83" w:name="exr-unbiased-exp"/>
     <w:p>
       <w:pPr>
         <w:pStyle w:val="BodyText"/>
@@ -20131,8 +20383,8 @@
         <w:t xml:space="preserve">.</w:t>
       </w:r>
     </w:p>
-    <w:bookmarkEnd w:id="81"/>
-    <w:bookmarkStart w:id="82" w:name="sol-unbiased-exp"/>
+    <w:bookmarkEnd w:id="83"/>
+    <w:bookmarkStart w:id="84" w:name="sol-unbiased-exp"/>
     <w:p>
       <w:pPr>
         <w:pStyle w:val="BodyText"/>
@@ -20357,8 +20609,8 @@
         <w:t xml:space="preserve">.</w:t>
       </w:r>
     </w:p>
-    <w:bookmarkEnd w:id="82"/>
-    <w:bookmarkStart w:id="83" w:name="exr-unbiased-mse"/>
+    <w:bookmarkEnd w:id="84"/>
+    <w:bookmarkStart w:id="85" w:name="exr-unbiased-mse"/>
     <w:p>
       <w:pPr>
         <w:pStyle w:val="BodyText"/>
@@ -20452,8 +20704,8 @@
         <w:t xml:space="preserve">in terms of its variance.</w:t>
       </w:r>
     </w:p>
-    <w:bookmarkEnd w:id="83"/>
-    <w:bookmarkStart w:id="84" w:name="sol-unbiased-mse"/>
+    <w:bookmarkEnd w:id="85"/>
+    <w:bookmarkStart w:id="86" w:name="sol-unbiased-mse"/>
     <w:p>
       <w:pPr>
         <w:pStyle w:val="BodyText"/>
@@ -20792,8 +21044,8 @@
         </m:oMath>
       </m:oMathPara>
     </w:p>
-    <w:bookmarkEnd w:id="84"/>
-    <w:bookmarkStart w:id="87" w:name="thm-unbiased-props"/>
+    <w:bookmarkEnd w:id="86"/>
+    <w:bookmarkStart w:id="89" w:name="thm-unbiased-props"/>
     <w:p>
       <w:pPr>
         <w:pStyle w:val="FirstParagraph"/>
@@ -20865,7 +21117,7 @@
       <w:pPr>
         <w:pStyle w:val="BodyText"/>
       </w:pPr>
-      <w:bookmarkStart w:id="85" w:name="eq-unbiased-exp"/>
+      <w:bookmarkStart w:id="87" w:name="eq-unbiased-exp"/>
       <m:oMathPara>
         <m:oMathParaPr>
           <m:jc m:val="center"/>
@@ -20932,13 +21184,13 @@
           </m:r>
         </m:oMath>
       </m:oMathPara>
-      <w:bookmarkEnd w:id="85"/>
+      <w:bookmarkEnd w:id="87"/>
     </w:p>
     <w:p>
       <w:pPr>
         <w:pStyle w:val="FirstParagraph"/>
       </w:pPr>
-      <w:bookmarkStart w:id="86" w:name="eq-unbiased-mse"/>
+      <w:bookmarkStart w:id="88" w:name="eq-unbiased-mse"/>
       <m:oMathPara>
         <m:oMathParaPr>
           <m:jc m:val="center"/>
@@ -21034,9 +21286,9 @@
           </m:r>
         </m:oMath>
       </m:oMathPara>
-      <w:bookmarkEnd w:id="86"/>
+      <w:bookmarkEnd w:id="88"/>
     </w:p>
-    <w:bookmarkEnd w:id="87"/>
+    <w:bookmarkEnd w:id="89"/>
     <w:p>
       <w:pPr>
         <w:pStyle w:val="FirstParagraph"/>
@@ -21127,7 +21379,7 @@
       <w:r>
         <w:t xml:space="preserve"> </w:t>
       </w:r>
-      <w:hyperlink r:id="rId88">
+      <w:hyperlink r:id="rId90">
         <w:r>
           <w:rPr>
             <w:rStyle w:val="Hyperlink"/>
@@ -21154,8 +21406,8 @@
         <w:t xml:space="preserve">.</w:t>
       </w:r>
     </w:p>
-    <w:bookmarkEnd w:id="89"/>
-    <w:bookmarkStart w:id="92" w:name="mean-absolute-error"/>
+    <w:bookmarkEnd w:id="91"/>
+    <w:bookmarkStart w:id="94" w:name="mean-absolute-error"/>
     <w:p>
       <w:pPr>
         <w:pStyle w:val="Heading3"/>
@@ -21164,7 +21416,7 @@
         <w:t xml:space="preserve">3.7 Population mean absolute error</w:t>
       </w:r>
     </w:p>
-    <w:bookmarkStart w:id="90" w:name="def-mae"/>
+    <w:bookmarkStart w:id="92" w:name="def-mae"/>
     <w:p>
       <w:pPr>
         <w:pStyle w:val="FirstParagraph"/>
@@ -21391,8 +21643,8 @@
         <w:t xml:space="preserve">.</w:t>
       </w:r>
     </w:p>
-    <w:bookmarkEnd w:id="90"/>
-    <w:bookmarkStart w:id="91" w:name="exm-mae-gaussian"/>
+    <w:bookmarkEnd w:id="92"/>
+    <w:bookmarkStart w:id="93" w:name="exm-mae-gaussian"/>
     <w:p>
       <w:pPr>
         <w:pStyle w:val="BodyText"/>
@@ -23798,9 +24050,9 @@
         <w:t xml:space="preserve">).</w:t>
       </w:r>
     </w:p>
-    <w:bookmarkEnd w:id="91"/>
-    <w:bookmarkEnd w:id="92"/>
-    <w:bookmarkStart w:id="106" w:name="standard-error"/>
+    <w:bookmarkEnd w:id="93"/>
+    <w:bookmarkEnd w:id="94"/>
+    <w:bookmarkStart w:id="108" w:name="standard-error"/>
     <w:p>
       <w:pPr>
         <w:pStyle w:val="Heading3"/>
@@ -23809,7 +24061,7 @@
         <w:t xml:space="preserve">3.8 Standard error</w:t>
       </w:r>
     </w:p>
-    <w:bookmarkStart w:id="94" w:name="def-SE"/>
+    <w:bookmarkStart w:id="96" w:name="def-SE"/>
     <w:p>
       <w:pPr>
         <w:pStyle w:val="FirstParagraph"/>
@@ -23867,7 +24119,7 @@
       <w:r>
         <w:t xml:space="preserve"> </w:t>
       </w:r>
-      <w:hyperlink r:id="rId93">
+      <w:hyperlink r:id="rId95">
         <w:r>
           <w:rPr>
             <w:rStyle w:val="Hyperlink"/>
@@ -24012,8 +24264,8 @@
         <w:t xml:space="preserve">.</w:t>
       </w:r>
     </w:p>
-    <w:bookmarkEnd w:id="94"/>
-    <w:bookmarkStart w:id="95" w:name="exm-SE-sample-mean"/>
+    <w:bookmarkEnd w:id="96"/>
+    <w:bookmarkStart w:id="97" w:name="exm-SE-sample-mean"/>
     <w:p>
       <w:pPr>
         <w:pStyle w:val="BodyText"/>
@@ -24325,8 +24577,8 @@
         <w:t xml:space="preserve">.</w:t>
       </w:r>
     </w:p>
-    <w:bookmarkEnd w:id="95"/>
-    <w:bookmarkStart w:id="96" w:name="exr-se-error-sd"/>
+    <w:bookmarkEnd w:id="97"/>
+    <w:bookmarkStart w:id="98" w:name="exr-se-error-sd"/>
     <w:p>
       <w:pPr>
         <w:pStyle w:val="BodyText"/>
@@ -24347,7 +24599,7 @@
       <w:r>
         <w:t xml:space="preserve"> </w:t>
       </w:r>
-      <w:hyperlink r:id="rId93">
+      <w:hyperlink r:id="rId95">
         <w:r>
           <w:rPr>
             <w:rStyle w:val="Hyperlink"/>
@@ -24448,8 +24700,8 @@
         <w:t xml:space="preserve">.</w:t>
       </w:r>
     </w:p>
-    <w:bookmarkEnd w:id="96"/>
-    <w:bookmarkStart w:id="97" w:name="sol-se-error-sd"/>
+    <w:bookmarkEnd w:id="98"/>
+    <w:bookmarkStart w:id="99" w:name="sol-se-error-sd"/>
     <w:p>
       <w:pPr>
         <w:pStyle w:val="BodyText"/>
@@ -24816,8 +25068,8 @@
         </m:oMath>
       </m:oMathPara>
     </w:p>
-    <w:bookmarkEnd w:id="97"/>
-    <w:bookmarkStart w:id="98" w:name="thm-se-error-sd"/>
+    <w:bookmarkEnd w:id="99"/>
+    <w:bookmarkStart w:id="100" w:name="thm-se-error-sd"/>
     <w:p>
       <w:pPr>
         <w:pStyle w:val="FirstParagraph"/>
@@ -24931,7 +25183,7 @@
         </m:oMath>
       </m:oMathPara>
     </w:p>
-    <w:bookmarkEnd w:id="98"/>
+    <w:bookmarkEnd w:id="100"/>
     <w:p>
       <w:pPr>
         <w:pStyle w:val="FirstParagraph"/>
@@ -24964,7 +25216,7 @@
         <w:t xml:space="preserve">.</w:t>
       </w:r>
     </w:p>
-    <w:bookmarkStart w:id="99" w:name="rem-standard-error-name"/>
+    <w:bookmarkStart w:id="101" w:name="rem-standard-error-name"/>
     <w:p>
       <w:pPr>
         <w:pStyle w:val="BodyText"/>
@@ -25074,8 +25326,8 @@
         <w:t xml:space="preserve">so they come up often enough to deserve their own name.</w:t>
       </w:r>
     </w:p>
-    <w:bookmarkEnd w:id="99"/>
-    <w:bookmarkStart w:id="100" w:name="exr-var-mse-bias"/>
+    <w:bookmarkEnd w:id="101"/>
+    <w:bookmarkStart w:id="102" w:name="exr-var-mse-bias"/>
     <w:p>
       <w:pPr>
         <w:pStyle w:val="BodyText"/>
@@ -25245,8 +25497,8 @@
         <w:t xml:space="preserve">.</w:t>
       </w:r>
     </w:p>
-    <w:bookmarkEnd w:id="100"/>
-    <w:bookmarkStart w:id="101" w:name="sol-var-mse-bias"/>
+    <w:bookmarkEnd w:id="102"/>
+    <w:bookmarkStart w:id="103" w:name="sol-var-mse-bias"/>
     <w:p>
       <w:pPr>
         <w:pStyle w:val="BodyText"/>
@@ -26173,8 +26425,8 @@
         </m:oMath>
       </m:oMathPara>
     </w:p>
-    <w:bookmarkEnd w:id="101"/>
-    <w:bookmarkStart w:id="102" w:name="cor-var-mse-bias"/>
+    <w:bookmarkEnd w:id="103"/>
+    <w:bookmarkStart w:id="104" w:name="cor-var-mse-bias"/>
     <w:p>
       <w:pPr>
         <w:pStyle w:val="FirstParagraph"/>
@@ -26369,7 +26621,7 @@
         </m:oMath>
       </m:oMathPara>
     </w:p>
-    <w:bookmarkEnd w:id="102"/>
+    <w:bookmarkEnd w:id="104"/>
     <w:p>
       <w:pPr>
         <w:pStyle w:val="FirstParagraph"/>
@@ -26402,7 +26654,7 @@
         <w:t xml:space="preserve">.</w:t>
       </w:r>
     </w:p>
-    <w:bookmarkStart w:id="103" w:name="exr-se-rmse-unbiased"/>
+    <w:bookmarkStart w:id="105" w:name="exr-se-rmse-unbiased"/>
     <w:p>
       <w:pPr>
         <w:pStyle w:val="BodyText"/>
@@ -26510,8 +26762,8 @@
         <w:t xml:space="preserve">.</w:t>
       </w:r>
     </w:p>
-    <w:bookmarkEnd w:id="103"/>
-    <w:bookmarkStart w:id="104" w:name="sol-se-rmse-unbiased"/>
+    <w:bookmarkEnd w:id="105"/>
+    <w:bookmarkStart w:id="106" w:name="sol-se-rmse-unbiased"/>
     <w:p>
       <w:pPr>
         <w:pStyle w:val="BodyText"/>
@@ -26774,8 +27026,8 @@
         </m:oMath>
       </m:oMathPara>
     </w:p>
-    <w:bookmarkEnd w:id="104"/>
-    <w:bookmarkStart w:id="105" w:name="cor-se-rmse-unbiased"/>
+    <w:bookmarkEnd w:id="106"/>
+    <w:bookmarkStart w:id="107" w:name="cor-se-rmse-unbiased"/>
     <w:p>
       <w:pPr>
         <w:pStyle w:val="FirstParagraph"/>
@@ -26933,7 +27185,7 @@
         </m:oMath>
       </m:oMathPara>
     </w:p>
-    <w:bookmarkEnd w:id="105"/>
+    <w:bookmarkEnd w:id="107"/>
     <w:p>
       <w:pPr>
         <w:pStyle w:val="FirstParagraph"/>
@@ -26966,9 +27218,9 @@
         <w:t xml:space="preserve">.</w:t>
       </w:r>
     </w:p>
-    <w:bookmarkEnd w:id="106"/>
-    <w:bookmarkEnd w:id="107"/>
-    <w:bookmarkStart w:id="140" w:name="references"/>
+    <w:bookmarkEnd w:id="108"/>
+    <w:bookmarkEnd w:id="109"/>
+    <w:bookmarkStart w:id="142" w:name="references"/>
     <w:p>
       <w:pPr>
         <w:pStyle w:val="Heading2"/>
@@ -26977,8 +27229,8 @@
         <w:t xml:space="preserve">References</w:t>
       </w:r>
     </w:p>
-    <w:bookmarkStart w:id="139" w:name="refs"/>
-    <w:bookmarkStart w:id="108" w:name="ref-box_draper_1987"/>
+    <w:bookmarkStart w:id="141" w:name="refs"/>
+    <w:bookmarkStart w:id="110" w:name="ref-box_draper_1987"/>
     <w:p>
       <w:pPr>
         <w:pStyle w:val="Bibliography"/>
@@ -27009,8 +27261,8 @@
         <w:t xml:space="preserve">. in Wiley series in probability and mathematical statistics. Applied probability and statistics. New York: Wiley, 1987.</w:t>
       </w:r>
     </w:p>
-    <w:bookmarkEnd w:id="108"/>
-    <w:bookmarkStart w:id="110" w:name="ref-dunn2018generalized"/>
+    <w:bookmarkEnd w:id="110"/>
+    <w:bookmarkStart w:id="112" w:name="ref-dunn2018generalized"/>
     <w:p>
       <w:pPr>
         <w:pStyle w:val="Bibliography"/>
@@ -27057,7 +27309,7 @@
       <w:r>
         <w:t xml:space="preserve"> </w:t>
       </w:r>
-      <w:hyperlink r:id="rId109">
+      <w:hyperlink r:id="rId111">
         <w:r>
           <w:rPr>
             <w:rStyle w:val="Hyperlink"/>
@@ -27069,8 +27321,8 @@
         <w:t xml:space="preserve">.</w:t>
       </w:r>
     </w:p>
-    <w:bookmarkEnd w:id="110"/>
-    <w:bookmarkStart w:id="112" w:name="ref-van2018flexible"/>
+    <w:bookmarkEnd w:id="112"/>
+    <w:bookmarkStart w:id="114" w:name="ref-van2018flexible"/>
     <w:p>
       <w:pPr>
         <w:pStyle w:val="Bibliography"/>
@@ -27103,7 +27355,7 @@
       <w:r>
         <w:t xml:space="preserve"> </w:t>
       </w:r>
-      <w:hyperlink r:id="rId111">
+      <w:hyperlink r:id="rId113">
         <w:r>
           <w:rPr>
             <w:rStyle w:val="Hyperlink"/>
@@ -27112,8 +27364,8 @@
         </w:r>
       </w:hyperlink>
     </w:p>
-    <w:bookmarkEnd w:id="112"/>
-    <w:bookmarkStart w:id="114" w:name="ref-pohl2021estimands"/>
+    <w:bookmarkEnd w:id="114"/>
+    <w:bookmarkStart w:id="116" w:name="ref-pohl2021estimands"/>
     <w:p>
       <w:pPr>
         <w:pStyle w:val="Bibliography"/>
@@ -27179,7 +27431,7 @@
       <w:r>
         <w:t xml:space="preserve"> </w:t>
       </w:r>
-      <w:hyperlink r:id="rId113">
+      <w:hyperlink r:id="rId115">
         <w:r>
           <w:rPr>
             <w:rStyle w:val="Hyperlink"/>
@@ -27191,8 +27443,8 @@
         <w:t xml:space="preserve">.</w:t>
       </w:r>
     </w:p>
-    <w:bookmarkEnd w:id="114"/>
-    <w:bookmarkStart w:id="116" w:name="ref-lawrance2020estimand"/>
+    <w:bookmarkEnd w:id="116"/>
+    <w:bookmarkStart w:id="118" w:name="ref-lawrance2020estimand"/>
     <w:p>
       <w:pPr>
         <w:pStyle w:val="Bibliography"/>
@@ -27244,7 +27496,7 @@
       <w:r>
         <w:t xml:space="preserve"> </w:t>
       </w:r>
-      <w:hyperlink r:id="rId115">
+      <w:hyperlink r:id="rId117">
         <w:r>
           <w:rPr>
             <w:rStyle w:val="Hyperlink"/>
@@ -27256,8 +27508,8 @@
         <w:t xml:space="preserve">.</w:t>
       </w:r>
     </w:p>
-    <w:bookmarkEnd w:id="116"/>
-    <w:bookmarkStart w:id="118" w:name="ref-wikipedia_estimand"/>
+    <w:bookmarkEnd w:id="118"/>
+    <w:bookmarkStart w:id="120" w:name="ref-wikipedia_estimand"/>
     <w:p>
       <w:pPr>
         <w:pStyle w:val="Bibliography"/>
@@ -27304,7 +27556,7 @@
       <w:r>
         <w:t xml:space="preserve"> </w:t>
       </w:r>
-      <w:hyperlink r:id="rId117">
+      <w:hyperlink r:id="rId119">
         <w:r>
           <w:rPr>
             <w:rStyle w:val="Hyperlink"/>
@@ -27313,8 +27565,8 @@
         </w:r>
       </w:hyperlink>
     </w:p>
-    <w:bookmarkEnd w:id="118"/>
-    <w:bookmarkStart w:id="120" w:name="ref-wikipedia_estimator"/>
+    <w:bookmarkEnd w:id="120"/>
+    <w:bookmarkStart w:id="122" w:name="ref-wikipedia_estimator"/>
     <w:p>
       <w:pPr>
         <w:pStyle w:val="Bibliography"/>
@@ -27361,7 +27613,7 @@
       <w:r>
         <w:t xml:space="preserve"> </w:t>
       </w:r>
-      <w:hyperlink r:id="rId119">
+      <w:hyperlink r:id="rId121">
         <w:r>
           <w:rPr>
             <w:rStyle w:val="Hyperlink"/>
@@ -27370,8 +27622,8 @@
         </w:r>
       </w:hyperlink>
     </w:p>
-    <w:bookmarkEnd w:id="120"/>
-    <w:bookmarkStart w:id="122" w:name="ref-wikipedia_sampling_distribution"/>
+    <w:bookmarkEnd w:id="122"/>
+    <w:bookmarkStart w:id="124" w:name="ref-wikipedia_sampling_distribution"/>
     <w:p>
       <w:pPr>
         <w:pStyle w:val="Bibliography"/>
@@ -27418,7 +27670,7 @@
       <w:r>
         <w:t xml:space="preserve"> </w:t>
       </w:r>
-      <w:hyperlink r:id="rId121">
+      <w:hyperlink r:id="rId123">
         <w:r>
           <w:rPr>
             <w:rStyle w:val="Hyperlink"/>
@@ -27427,8 +27679,8 @@
         </w:r>
       </w:hyperlink>
     </w:p>
-    <w:bookmarkEnd w:id="122"/>
-    <w:bookmarkStart w:id="123" w:name="ref-hoggtanis2015"/>
+    <w:bookmarkEnd w:id="124"/>
+    <w:bookmarkStart w:id="125" w:name="ref-hoggtanis2015"/>
     <w:p>
       <w:pPr>
         <w:pStyle w:val="Bibliography"/>
@@ -27459,8 +27711,8 @@
         <w:t xml:space="preserve">, Tenth edition. Boston: Pearson, 2019.</w:t>
       </w:r>
     </w:p>
-    <w:bookmarkEnd w:id="123"/>
-    <w:bookmarkStart w:id="125" w:name="ref-CaseBerg01"/>
+    <w:bookmarkEnd w:id="125"/>
+    <w:bookmarkStart w:id="127" w:name="ref-CaseBerg01"/>
     <w:p>
       <w:pPr>
         <w:pStyle w:val="Bibliography"/>
@@ -27493,7 +27745,7 @@
       <w:r>
         <w:t xml:space="preserve"> </w:t>
       </w:r>
-      <w:hyperlink r:id="rId124">
+      <w:hyperlink r:id="rId126">
         <w:r>
           <w:rPr>
             <w:rStyle w:val="Hyperlink"/>
@@ -27502,8 +27754,8 @@
         </w:r>
       </w:hyperlink>
     </w:p>
-    <w:bookmarkEnd w:id="125"/>
-    <w:bookmarkStart w:id="126" w:name="ref-rice2007mathematical"/>
+    <w:bookmarkEnd w:id="127"/>
+    <w:bookmarkStart w:id="128" w:name="ref-rice2007mathematical"/>
     <w:p>
       <w:pPr>
         <w:pStyle w:val="Bibliography"/>
@@ -27534,8 +27786,8 @@
         <w:t xml:space="preserve">, 3rd ed. Belmont, CA: Cengage Learning, 2007.</w:t>
       </w:r>
     </w:p>
-    <w:bookmarkEnd w:id="126"/>
-    <w:bookmarkStart w:id="128" w:name="ref-wikipedia_bias_of_an_estimator"/>
+    <w:bookmarkEnd w:id="128"/>
+    <w:bookmarkStart w:id="130" w:name="ref-wikipedia_bias_of_an_estimator"/>
     <w:p>
       <w:pPr>
         <w:pStyle w:val="Bibliography"/>
@@ -27582,7 +27834,7 @@
       <w:r>
         <w:t xml:space="preserve"> </w:t>
       </w:r>
-      <w:hyperlink r:id="rId127">
+      <w:hyperlink r:id="rId129">
         <w:r>
           <w:rPr>
             <w:rStyle w:val="Hyperlink"/>
@@ -27591,8 +27843,8 @@
         </w:r>
       </w:hyperlink>
     </w:p>
-    <w:bookmarkEnd w:id="128"/>
-    <w:bookmarkStart w:id="130" w:name="ref-wikipedia_mean_squared_error"/>
+    <w:bookmarkEnd w:id="130"/>
+    <w:bookmarkStart w:id="132" w:name="ref-wikipedia_mean_squared_error"/>
     <w:p>
       <w:pPr>
         <w:pStyle w:val="Bibliography"/>
@@ -27639,7 +27891,7 @@
       <w:r>
         <w:t xml:space="preserve"> </w:t>
       </w:r>
-      <w:hyperlink r:id="rId129">
+      <w:hyperlink r:id="rId131">
         <w:r>
           <w:rPr>
             <w:rStyle w:val="Hyperlink"/>
@@ -27648,8 +27900,8 @@
         </w:r>
       </w:hyperlink>
     </w:p>
-    <w:bookmarkEnd w:id="130"/>
-    <w:bookmarkStart w:id="132" w:name="ref-wikipedia_root_mean_square_deviation"/>
+    <w:bookmarkEnd w:id="132"/>
+    <w:bookmarkStart w:id="134" w:name="ref-wikipedia_root_mean_square_deviation"/>
     <w:p>
       <w:pPr>
         <w:pStyle w:val="Bibliography"/>
@@ -27696,7 +27948,7 @@
       <w:r>
         <w:t xml:space="preserve"> </w:t>
       </w:r>
-      <w:hyperlink r:id="rId131">
+      <w:hyperlink r:id="rId133">
         <w:r>
           <w:rPr>
             <w:rStyle w:val="Hyperlink"/>
@@ -27705,8 +27957,8 @@
         </w:r>
       </w:hyperlink>
     </w:p>
-    <w:bookmarkEnd w:id="132"/>
-    <w:bookmarkStart w:id="134" w:name="ref-fiveminuteai_probstat"/>
+    <w:bookmarkEnd w:id="134"/>
+    <w:bookmarkStart w:id="136" w:name="ref-fiveminuteai_probstat"/>
     <w:p>
       <w:pPr>
         <w:pStyle w:val="Bibliography"/>
@@ -27738,7 +27990,7 @@
       <w:r>
         <w:t xml:space="preserve"> </w:t>
       </w:r>
-      <w:hyperlink r:id="rId133">
+      <w:hyperlink r:id="rId135">
         <w:r>
           <w:rPr>
             <w:rStyle w:val="Hyperlink"/>
@@ -27747,8 +27999,8 @@
         </w:r>
       </w:hyperlink>
     </w:p>
-    <w:bookmarkEnd w:id="134"/>
-    <w:bookmarkStart w:id="136" w:name="ref-wikipedia_mean_absolute_error"/>
+    <w:bookmarkEnd w:id="136"/>
+    <w:bookmarkStart w:id="138" w:name="ref-wikipedia_mean_absolute_error"/>
     <w:p>
       <w:pPr>
         <w:pStyle w:val="Bibliography"/>
@@ -27795,7 +28047,7 @@
       <w:r>
         <w:t xml:space="preserve"> </w:t>
       </w:r>
-      <w:hyperlink r:id="rId135">
+      <w:hyperlink r:id="rId137">
         <w:r>
           <w:rPr>
             <w:rStyle w:val="Hyperlink"/>
@@ -27804,8 +28056,8 @@
         </w:r>
       </w:hyperlink>
     </w:p>
-    <w:bookmarkEnd w:id="136"/>
-    <w:bookmarkStart w:id="138" w:name="ref-wikipedia_standard_error"/>
+    <w:bookmarkEnd w:id="138"/>
+    <w:bookmarkStart w:id="140" w:name="ref-wikipedia_standard_error"/>
     <w:p>
       <w:pPr>
         <w:pStyle w:val="Bibliography"/>
@@ -27852,7 +28104,7 @@
       <w:r>
         <w:t xml:space="preserve"> </w:t>
       </w:r>
-      <w:hyperlink r:id="rId137">
+      <w:hyperlink r:id="rId139">
         <w:r>
           <w:rPr>
             <w:rStyle w:val="Hyperlink"/>
@@ -27861,9 +28113,9 @@
         </w:r>
       </w:hyperlink>
     </w:p>
-    <w:bookmarkEnd w:id="138"/>
-    <w:bookmarkEnd w:id="139"/>
     <w:bookmarkEnd w:id="140"/>
+    <w:bookmarkEnd w:id="141"/>
+    <w:bookmarkEnd w:id="142"/>
     <w:sectPr>
       <w:footnotePr>
         <w:numRestart w:val="eachSect"/>
